--- a/output/tables/Table3_Sensitivity_Analyses.docx
+++ b/output/tables/Table3_Sensitivity_Analyses.docx
@@ -4,51 +4,47 @@
   <w:body>
     <w:p>
       <w:pPr>
-        <w:jc w:val="center"/>
+        <w:pStyle w:val="Heading1"/>
       </w:pPr>
       <w:r>
         <w:rPr>
-          <w:rFonts w:ascii="Calibri" w:hAnsi="Calibri"/>
-          <w:b/>
           <w:color w:val="1A237E"/>
           <w:sz w:val="24"/>
         </w:rPr>
-        <w:t>Table 3. Sensitivity Analyses Summary</w:t>
+        <w:t>Table 3. Sensitivity Analyses: Stratified Models and Spearman Correlations</w:t>
       </w:r>
     </w:p>
     <w:tbl>
       <w:tblPr>
+        <w:tblStyle w:val="MediumShading1-Accent1"/>
         <w:tblW w:type="auto" w:w="0"/>
         <w:jc w:val="center"/>
         <w:tblLook w:firstColumn="1" w:firstRow="1" w:lastColumn="0" w:lastRow="0" w:noHBand="0" w:noVBand="1" w:val="04A0"/>
       </w:tblPr>
       <w:tblGrid>
-        <w:gridCol w:w="2160"/>
-        <w:gridCol w:w="2160"/>
-        <w:gridCol w:w="2160"/>
-        <w:gridCol w:w="2160"/>
+        <w:gridCol w:w="1440"/>
+        <w:gridCol w:w="1440"/>
+        <w:gridCol w:w="1440"/>
+        <w:gridCol w:w="1440"/>
+        <w:gridCol w:w="1440"/>
+        <w:gridCol w:w="1440"/>
       </w:tblGrid>
       <w:tr>
         <w:tc>
           <w:tcPr>
-            <w:tcW w:type="dxa" w:w="2160"/>
-            <w:shd w:fill="1A237E"/>
+            <w:tcW w:type="dxa" w:w="1440"/>
             <w:vAlign w:val="center"/>
-            <w:tcBorders>
-              <w:top w:val="single" w:sz="12" w:color="000000"/>
-              <w:bottom w:val="single" w:sz="8" w:color="000000"/>
-            </w:tcBorders>
           </w:tcPr>
           <w:p>
             <w:pPr>
               <w:jc w:val="center"/>
             </w:pPr>
+            <w:r/>
             <w:r>
               <w:rPr>
                 <w:rFonts w:ascii="Calibri" w:hAnsi="Calibri"/>
                 <w:b/>
-                <w:color w:val="FFFFFF"/>
-                <w:sz w:val="20"/>
+                <w:sz w:val="18"/>
               </w:rPr>
               <w:t>Analysis</w:t>
             </w:r>
@@ -56,76 +52,101 @@
         </w:tc>
         <w:tc>
           <w:tcPr>
-            <w:tcW w:type="dxa" w:w="2160"/>
-            <w:shd w:fill="1A237E"/>
+            <w:tcW w:type="dxa" w:w="1440"/>
             <w:vAlign w:val="center"/>
-            <w:tcBorders>
-              <w:top w:val="single" w:sz="12" w:color="000000"/>
-              <w:bottom w:val="single" w:sz="8" w:color="000000"/>
-            </w:tcBorders>
           </w:tcPr>
           <w:p>
             <w:pPr>
               <w:jc w:val="center"/>
             </w:pPr>
+            <w:r/>
             <w:r>
               <w:rPr>
                 <w:rFonts w:ascii="Calibri" w:hAnsi="Calibri"/>
                 <w:b/>
-                <w:color w:val="FFFFFF"/>
-                <w:sz w:val="20"/>
+                <w:sz w:val="18"/>
               </w:rPr>
-              <w:t>Modification</w:t>
+              <w:t>Modality</w:t>
             </w:r>
           </w:p>
         </w:tc>
         <w:tc>
           <w:tcPr>
-            <w:tcW w:type="dxa" w:w="2160"/>
-            <w:shd w:fill="1A237E"/>
+            <w:tcW w:type="dxa" w:w="1440"/>
             <w:vAlign w:val="center"/>
-            <w:tcBorders>
-              <w:top w:val="single" w:sz="12" w:color="000000"/>
-              <w:bottom w:val="single" w:sz="8" w:color="000000"/>
-            </w:tcBorders>
           </w:tcPr>
           <w:p>
             <w:pPr>
               <w:jc w:val="center"/>
             </w:pPr>
+            <w:r/>
             <w:r>
               <w:rPr>
                 <w:rFonts w:ascii="Calibri" w:hAnsi="Calibri"/>
                 <w:b/>
-                <w:color w:val="FFFFFF"/>
-                <w:sz w:val="20"/>
+                <w:sz w:val="18"/>
               </w:rPr>
-              <w:t>CMR Result</w:t>
+              <w:t>Statistic</w:t>
             </w:r>
           </w:p>
         </w:tc>
         <w:tc>
           <w:tcPr>
-            <w:tcW w:type="dxa" w:w="2160"/>
-            <w:shd w:fill="1A237E"/>
+            <w:tcW w:type="dxa" w:w="1440"/>
             <w:vAlign w:val="center"/>
-            <w:tcBorders>
-              <w:top w:val="single" w:sz="12" w:color="000000"/>
-              <w:bottom w:val="single" w:sz="8" w:color="000000"/>
-            </w:tcBorders>
           </w:tcPr>
           <w:p>
             <w:pPr>
               <w:jc w:val="center"/>
             </w:pPr>
+            <w:r/>
             <w:r>
               <w:rPr>
                 <w:rFonts w:ascii="Calibri" w:hAnsi="Calibri"/>
                 <w:b/>
-                <w:color w:val="FFFFFF"/>
-                <w:sz w:val="20"/>
+                <w:sz w:val="18"/>
               </w:rPr>
-              <w:t>CCT Result</w:t>
+              <w:t>Value</w:t>
+            </w:r>
+          </w:p>
+        </w:tc>
+        <w:tc>
+          <w:tcPr>
+            <w:tcW w:type="dxa" w:w="1440"/>
+            <w:vAlign w:val="center"/>
+          </w:tcPr>
+          <w:p>
+            <w:pPr>
+              <w:jc w:val="center"/>
+            </w:pPr>
+            <w:r/>
+            <w:r>
+              <w:rPr>
+                <w:rFonts w:ascii="Calibri" w:hAnsi="Calibri"/>
+                <w:b/>
+                <w:sz w:val="18"/>
+              </w:rPr>
+              <w:t>p-value</w:t>
+            </w:r>
+          </w:p>
+        </w:tc>
+        <w:tc>
+          <w:tcPr>
+            <w:tcW w:type="dxa" w:w="1440"/>
+            <w:vAlign w:val="center"/>
+          </w:tcPr>
+          <w:p>
+            <w:pPr>
+              <w:jc w:val="center"/>
+            </w:pPr>
+            <w:r/>
+            <w:r>
+              <w:rPr>
+                <w:rFonts w:ascii="Calibri" w:hAnsi="Calibri"/>
+                <w:b/>
+                <w:sz w:val="18"/>
+              </w:rPr>
+              <w:t>Interpretation</w:t>
             </w:r>
           </w:p>
         </w:tc>
@@ -133,77 +154,121 @@
       <w:tr>
         <w:tc>
           <w:tcPr>
-            <w:tcW w:type="dxa" w:w="2160"/>
-            <w:shd w:fill="F0F4FF"/>
+            <w:tcW w:type="dxa" w:w="1440"/>
+            <w:vAlign w:val="center"/>
+          </w:tcPr>
+          <w:p>
+            <w:pPr>
+              <w:jc w:val="left"/>
+            </w:pPr>
+            <w:r/>
+            <w:r>
+              <w:rPr>
+                <w:rFonts w:ascii="Calibri" w:hAnsi="Calibri"/>
+                <w:b w:val="0"/>
+                <w:sz w:val="18"/>
+              </w:rPr>
+              <w:t>Metro only (SVI)</w:t>
+            </w:r>
+          </w:p>
+        </w:tc>
+        <w:tc>
+          <w:tcPr>
+            <w:tcW w:type="dxa" w:w="1440"/>
             <w:vAlign w:val="center"/>
           </w:tcPr>
           <w:p>
             <w:pPr>
               <w:jc w:val="center"/>
             </w:pPr>
+            <w:r/>
             <w:r>
               <w:rPr>
                 <w:rFonts w:ascii="Calibri" w:hAnsi="Calibri"/>
+                <w:b w:val="0"/>
                 <w:sz w:val="18"/>
               </w:rPr>
-              <w:t>Accredited-only</w:t>
+              <w:t>CMR</w:t>
             </w:r>
           </w:p>
         </w:tc>
         <w:tc>
           <w:tcPr>
-            <w:tcW w:type="dxa" w:w="2160"/>
-            <w:shd w:fill="F0F4FF"/>
+            <w:tcW w:type="dxa" w:w="1440"/>
             <w:vAlign w:val="center"/>
           </w:tcPr>
           <w:p>
             <w:pPr>
               <w:jc w:val="center"/>
             </w:pPr>
+            <w:r/>
             <w:r>
               <w:rPr>
                 <w:rFonts w:ascii="Calibri" w:hAnsi="Calibri"/>
+                <w:b w:val="0"/>
                 <w:sz w:val="18"/>
               </w:rPr>
-              <w:t>Exclude 23 Under Review</w:t>
+              <w:t>IRR</w:t>
             </w:r>
           </w:p>
         </w:tc>
         <w:tc>
           <w:tcPr>
-            <w:tcW w:type="dxa" w:w="2160"/>
-            <w:shd w:fill="F0F4FF"/>
+            <w:tcW w:type="dxa" w:w="1440"/>
             <w:vAlign w:val="center"/>
           </w:tcPr>
           <w:p>
             <w:pPr>
               <w:jc w:val="center"/>
             </w:pPr>
+            <w:r/>
             <w:r>
               <w:rPr>
                 <w:rFonts w:ascii="Calibri" w:hAnsi="Calibri"/>
+                <w:b w:val="0"/>
                 <w:sz w:val="18"/>
               </w:rPr>
-              <w:t>Virtually identical</w:t>
+              <w:t>1.005</w:t>
             </w:r>
           </w:p>
         </w:tc>
         <w:tc>
           <w:tcPr>
-            <w:tcW w:type="dxa" w:w="2160"/>
-            <w:shd w:fill="F0F4FF"/>
+            <w:tcW w:type="dxa" w:w="1440"/>
             <w:vAlign w:val="center"/>
           </w:tcPr>
           <w:p>
             <w:pPr>
               <w:jc w:val="center"/>
             </w:pPr>
+            <w:r/>
             <w:r>
               <w:rPr>
                 <w:rFonts w:ascii="Calibri" w:hAnsi="Calibri"/>
+                <w:b w:val="0"/>
                 <w:sz w:val="18"/>
               </w:rPr>
-              <w:t>Virtually identical</w:t>
+              <w:t>0.82</w:t>
+            </w:r>
+          </w:p>
+        </w:tc>
+        <w:tc>
+          <w:tcPr>
+            <w:tcW w:type="dxa" w:w="1440"/>
+            <w:vAlign w:val="center"/>
+          </w:tcPr>
+          <w:p>
+            <w:pPr>
+              <w:jc w:val="left"/>
+            </w:pPr>
+            <w:r/>
+            <w:r>
+              <w:rPr>
+                <w:rFonts w:ascii="Calibri" w:hAnsi="Calibri"/>
+                <w:b w:val="0"/>
+                <w:sz w:val="18"/>
+              </w:rPr>
+              <w:t>No association</w:t>
             </w:r>
           </w:p>
         </w:tc>
@@ -211,73 +276,121 @@
       <w:tr>
         <w:tc>
           <w:tcPr>
-            <w:tcW w:type="dxa" w:w="2160"/>
+            <w:tcW w:type="dxa" w:w="1440"/>
+            <w:vAlign w:val="center"/>
+          </w:tcPr>
+          <w:p>
+            <w:pPr>
+              <w:jc w:val="left"/>
+            </w:pPr>
+            <w:r/>
+            <w:r>
+              <w:rPr>
+                <w:rFonts w:ascii="Calibri" w:hAnsi="Calibri"/>
+                <w:b w:val="0"/>
+                <w:sz w:val="18"/>
+              </w:rPr>
+              <w:t>Metro only (SVI)</w:t>
+            </w:r>
+          </w:p>
+        </w:tc>
+        <w:tc>
+          <w:tcPr>
+            <w:tcW w:type="dxa" w:w="1440"/>
             <w:vAlign w:val="center"/>
           </w:tcPr>
           <w:p>
             <w:pPr>
               <w:jc w:val="center"/>
             </w:pPr>
+            <w:r/>
             <w:r>
               <w:rPr>
                 <w:rFonts w:ascii="Calibri" w:hAnsi="Calibri"/>
+                <w:b w:val="0"/>
                 <w:sz w:val="18"/>
               </w:rPr>
-              <w:t>SVI Quartile Dummies (ref=Q1)</w:t>
+              <w:t>CCT</w:t>
             </w:r>
           </w:p>
         </w:tc>
         <w:tc>
           <w:tcPr>
-            <w:tcW w:type="dxa" w:w="2160"/>
+            <w:tcW w:type="dxa" w:w="1440"/>
             <w:vAlign w:val="center"/>
           </w:tcPr>
           <w:p>
             <w:pPr>
               <w:jc w:val="center"/>
             </w:pPr>
+            <w:r/>
             <w:r>
               <w:rPr>
                 <w:rFonts w:ascii="Calibri" w:hAnsi="Calibri"/>
+                <w:b w:val="0"/>
                 <w:sz w:val="18"/>
               </w:rPr>
-              <w:t>Categorical SVI</w:t>
+              <w:t>IRR</w:t>
             </w:r>
           </w:p>
         </w:tc>
         <w:tc>
           <w:tcPr>
-            <w:tcW w:type="dxa" w:w="2160"/>
+            <w:tcW w:type="dxa" w:w="1440"/>
             <w:vAlign w:val="center"/>
           </w:tcPr>
           <w:p>
             <w:pPr>
               <w:jc w:val="center"/>
             </w:pPr>
+            <w:r/>
             <w:r>
               <w:rPr>
                 <w:rFonts w:ascii="Calibri" w:hAnsi="Calibri"/>
+                <w:b w:val="0"/>
                 <w:sz w:val="18"/>
               </w:rPr>
-              <w:t>No dose-response (all p&gt;0.6)</w:t>
+              <w:t>1.036</w:t>
             </w:r>
           </w:p>
         </w:tc>
         <w:tc>
           <w:tcPr>
-            <w:tcW w:type="dxa" w:w="2160"/>
+            <w:tcW w:type="dxa" w:w="1440"/>
             <w:vAlign w:val="center"/>
           </w:tcPr>
           <w:p>
             <w:pPr>
               <w:jc w:val="center"/>
             </w:pPr>
+            <w:r/>
             <w:r>
               <w:rPr>
                 <w:rFonts w:ascii="Calibri" w:hAnsi="Calibri"/>
+                <w:b w:val="0"/>
                 <w:sz w:val="18"/>
               </w:rPr>
-              <w:t>Q3 borderline (IRR 1.31, p=0.038)</w:t>
+              <w:t>0.054</w:t>
+            </w:r>
+          </w:p>
+        </w:tc>
+        <w:tc>
+          <w:tcPr>
+            <w:tcW w:type="dxa" w:w="1440"/>
+            <w:vAlign w:val="center"/>
+          </w:tcPr>
+          <w:p>
+            <w:pPr>
+              <w:jc w:val="left"/>
+            </w:pPr>
+            <w:r/>
+            <w:r>
+              <w:rPr>
+                <w:rFonts w:ascii="Calibri" w:hAnsi="Calibri"/>
+                <w:b w:val="0"/>
+                <w:sz w:val="18"/>
+              </w:rPr>
+              <w:t>Borderline positive</w:t>
             </w:r>
           </w:p>
         </w:tc>
@@ -285,77 +398,121 @@
       <w:tr>
         <w:tc>
           <w:tcPr>
-            <w:tcW w:type="dxa" w:w="2160"/>
-            <w:shd w:fill="F0F4FF"/>
+            <w:tcW w:type="dxa" w:w="1440"/>
+            <w:vAlign w:val="center"/>
+          </w:tcPr>
+          <w:p>
+            <w:pPr>
+              <w:jc w:val="left"/>
+            </w:pPr>
+            <w:r/>
+            <w:r>
+              <w:rPr>
+                <w:rFonts w:ascii="Calibri" w:hAnsi="Calibri"/>
+                <w:b w:val="0"/>
+                <w:sz w:val="18"/>
+              </w:rPr>
+              <w:t>Nonmetro only (SVI)</w:t>
+            </w:r>
+          </w:p>
+        </w:tc>
+        <w:tc>
+          <w:tcPr>
+            <w:tcW w:type="dxa" w:w="1440"/>
             <w:vAlign w:val="center"/>
           </w:tcPr>
           <w:p>
             <w:pPr>
               <w:jc w:val="center"/>
             </w:pPr>
+            <w:r/>
             <w:r>
               <w:rPr>
                 <w:rFonts w:ascii="Calibri" w:hAnsi="Calibri"/>
+                <w:b w:val="0"/>
                 <w:sz w:val="18"/>
               </w:rPr>
-              <w:t>Metro-stratified (Metro)</w:t>
+              <w:t>CMR</w:t>
             </w:r>
           </w:p>
         </w:tc>
         <w:tc>
           <w:tcPr>
-            <w:tcW w:type="dxa" w:w="2160"/>
-            <w:shd w:fill="F0F4FF"/>
+            <w:tcW w:type="dxa" w:w="1440"/>
             <w:vAlign w:val="center"/>
           </w:tcPr>
           <w:p>
             <w:pPr>
               <w:jc w:val="center"/>
             </w:pPr>
+            <w:r/>
             <w:r>
               <w:rPr>
                 <w:rFonts w:ascii="Calibri" w:hAnsi="Calibri"/>
+                <w:b w:val="0"/>
                 <w:sz w:val="18"/>
               </w:rPr>
-              <w:t>Restrict to RUCC 1–3</w:t>
+              <w:t>IRR</w:t>
             </w:r>
           </w:p>
         </w:tc>
         <w:tc>
           <w:tcPr>
-            <w:tcW w:type="dxa" w:w="2160"/>
-            <w:shd w:fill="F0F4FF"/>
+            <w:tcW w:type="dxa" w:w="1440"/>
             <w:vAlign w:val="center"/>
           </w:tcPr>
           <w:p>
             <w:pPr>
               <w:jc w:val="center"/>
             </w:pPr>
+            <w:r/>
             <w:r>
               <w:rPr>
                 <w:rFonts w:ascii="Calibri" w:hAnsi="Calibri"/>
+                <w:b w:val="0"/>
                 <w:sz w:val="18"/>
               </w:rPr>
-              <w:t>IRR 1.005, p=0.82</w:t>
+              <w:t>0.814</w:t>
             </w:r>
           </w:p>
         </w:tc>
         <w:tc>
           <w:tcPr>
-            <w:tcW w:type="dxa" w:w="2160"/>
-            <w:shd w:fill="F0F4FF"/>
+            <w:tcW w:type="dxa" w:w="1440"/>
             <w:vAlign w:val="center"/>
           </w:tcPr>
           <w:p>
             <w:pPr>
               <w:jc w:val="center"/>
             </w:pPr>
+            <w:r/>
             <w:r>
               <w:rPr>
                 <w:rFonts w:ascii="Calibri" w:hAnsi="Calibri"/>
+                <w:b w:val="0"/>
                 <w:sz w:val="18"/>
               </w:rPr>
-              <w:t>IRR 1.036, p=0.054</w:t>
+              <w:t>0.064</w:t>
+            </w:r>
+          </w:p>
+        </w:tc>
+        <w:tc>
+          <w:tcPr>
+            <w:tcW w:type="dxa" w:w="1440"/>
+            <w:vAlign w:val="center"/>
+          </w:tcPr>
+          <w:p>
+            <w:pPr>
+              <w:jc w:val="left"/>
+            </w:pPr>
+            <w:r/>
+            <w:r>
+              <w:rPr>
+                <w:rFonts w:ascii="Calibri" w:hAnsi="Calibri"/>
+                <w:b w:val="0"/>
+                <w:sz w:val="18"/>
+              </w:rPr>
+              <w:t>Borderline negative</w:t>
             </w:r>
           </w:p>
         </w:tc>
@@ -363,73 +520,121 @@
       <w:tr>
         <w:tc>
           <w:tcPr>
-            <w:tcW w:type="dxa" w:w="2160"/>
+            <w:tcW w:type="dxa" w:w="1440"/>
+            <w:vAlign w:val="center"/>
+          </w:tcPr>
+          <w:p>
+            <w:pPr>
+              <w:jc w:val="left"/>
+            </w:pPr>
+            <w:r/>
+            <w:r>
+              <w:rPr>
+                <w:rFonts w:ascii="Calibri" w:hAnsi="Calibri"/>
+                <w:b w:val="0"/>
+                <w:sz w:val="18"/>
+              </w:rPr>
+              <w:t>Nonmetro only (SVI)</w:t>
+            </w:r>
+          </w:p>
+        </w:tc>
+        <w:tc>
+          <w:tcPr>
+            <w:tcW w:type="dxa" w:w="1440"/>
             <w:vAlign w:val="center"/>
           </w:tcPr>
           <w:p>
             <w:pPr>
               <w:jc w:val="center"/>
             </w:pPr>
+            <w:r/>
             <w:r>
               <w:rPr>
                 <w:rFonts w:ascii="Calibri" w:hAnsi="Calibri"/>
+                <w:b w:val="0"/>
                 <w:sz w:val="18"/>
               </w:rPr>
-              <w:t>Metro-stratified (Nonmetro)</w:t>
+              <w:t>CCT</w:t>
             </w:r>
           </w:p>
         </w:tc>
         <w:tc>
           <w:tcPr>
-            <w:tcW w:type="dxa" w:w="2160"/>
+            <w:tcW w:type="dxa" w:w="1440"/>
             <w:vAlign w:val="center"/>
           </w:tcPr>
           <w:p>
             <w:pPr>
               <w:jc w:val="center"/>
             </w:pPr>
+            <w:r/>
             <w:r>
               <w:rPr>
                 <w:rFonts w:ascii="Calibri" w:hAnsi="Calibri"/>
+                <w:b w:val="0"/>
                 <w:sz w:val="18"/>
               </w:rPr>
-              <w:t>Restrict to RUCC 4–9</w:t>
+              <w:t>IRR</w:t>
             </w:r>
           </w:p>
         </w:tc>
         <w:tc>
           <w:tcPr>
-            <w:tcW w:type="dxa" w:w="2160"/>
+            <w:tcW w:type="dxa" w:w="1440"/>
             <w:vAlign w:val="center"/>
           </w:tcPr>
           <w:p>
             <w:pPr>
               <w:jc w:val="center"/>
             </w:pPr>
+            <w:r/>
             <w:r>
               <w:rPr>
                 <w:rFonts w:ascii="Calibri" w:hAnsi="Calibri"/>
+                <w:b w:val="0"/>
                 <w:sz w:val="18"/>
               </w:rPr>
-              <w:t>IRR 0.814, p=0.064</w:t>
+              <w:t>0.982</w:t>
             </w:r>
           </w:p>
         </w:tc>
         <w:tc>
           <w:tcPr>
-            <w:tcW w:type="dxa" w:w="2160"/>
+            <w:tcW w:type="dxa" w:w="1440"/>
             <w:vAlign w:val="center"/>
           </w:tcPr>
           <w:p>
             <w:pPr>
               <w:jc w:val="center"/>
             </w:pPr>
+            <w:r/>
             <w:r>
               <w:rPr>
                 <w:rFonts w:ascii="Calibri" w:hAnsi="Calibri"/>
+                <w:b w:val="0"/>
                 <w:sz w:val="18"/>
               </w:rPr>
-              <w:t>IRR 0.982, p=0.62</w:t>
+              <w:t>0.62</w:t>
+            </w:r>
+          </w:p>
+        </w:tc>
+        <w:tc>
+          <w:tcPr>
+            <w:tcW w:type="dxa" w:w="1440"/>
+            <w:vAlign w:val="center"/>
+          </w:tcPr>
+          <w:p>
+            <w:pPr>
+              <w:jc w:val="left"/>
+            </w:pPr>
+            <w:r/>
+            <w:r>
+              <w:rPr>
+                <w:rFonts w:ascii="Calibri" w:hAnsi="Calibri"/>
+                <w:b w:val="0"/>
+                <w:sz w:val="18"/>
+              </w:rPr>
+              <w:t>No association</w:t>
             </w:r>
           </w:p>
         </w:tc>
@@ -437,93 +642,731 @@
       <w:tr>
         <w:tc>
           <w:tcPr>
-            <w:tcW w:type="dxa" w:w="2160"/>
-            <w:shd w:fill="F0F4FF"/>
+            <w:tcW w:type="dxa" w:w="1440"/>
             <w:vAlign w:val="center"/>
-            <w:tcBorders>
-              <w:top w:val="single" w:sz="4" w:color="000000"/>
-              <w:bottom w:val="single" w:sz="12" w:color="000000"/>
-            </w:tcBorders>
+          </w:tcPr>
+          <w:p>
+            <w:pPr>
+              <w:jc w:val="left"/>
+            </w:pPr>
+            <w:r/>
+            <w:r>
+              <w:rPr>
+                <w:rFonts w:ascii="Calibri" w:hAnsi="Calibri"/>
+                <w:b w:val="0"/>
+                <w:sz w:val="18"/>
+              </w:rPr>
+              <w:t>Spearman (SVI)</w:t>
+            </w:r>
+          </w:p>
+        </w:tc>
+        <w:tc>
+          <w:tcPr>
+            <w:tcW w:type="dxa" w:w="1440"/>
+            <w:vAlign w:val="center"/>
           </w:tcPr>
           <w:p>
             <w:pPr>
               <w:jc w:val="center"/>
             </w:pPr>
+            <w:r/>
             <w:r>
               <w:rPr>
                 <w:rFonts w:ascii="Calibri" w:hAnsi="Calibri"/>
+                <w:b w:val="0"/>
                 <w:sz w:val="18"/>
               </w:rPr>
-              <w:t>Model comparison</w:t>
+              <w:t>CMR</w:t>
             </w:r>
           </w:p>
         </w:tc>
         <w:tc>
           <w:tcPr>
-            <w:tcW w:type="dxa" w:w="2160"/>
-            <w:shd w:fill="F0F4FF"/>
+            <w:tcW w:type="dxa" w:w="1440"/>
             <w:vAlign w:val="center"/>
-            <w:tcBorders>
-              <w:top w:val="single" w:sz="4" w:color="000000"/>
-              <w:bottom w:val="single" w:sz="12" w:color="000000"/>
-            </w:tcBorders>
           </w:tcPr>
           <w:p>
             <w:pPr>
               <w:jc w:val="center"/>
             </w:pPr>
+            <w:r/>
             <w:r>
               <w:rPr>
                 <w:rFonts w:ascii="Calibri" w:hAnsi="Calibri"/>
+                <w:b w:val="0"/>
                 <w:sz w:val="18"/>
               </w:rPr>
-              <w:t>Poisson vs NegBin</w:t>
+              <w:t>rho</w:t>
             </w:r>
           </w:p>
         </w:tc>
         <w:tc>
           <w:tcPr>
-            <w:tcW w:type="dxa" w:w="2160"/>
-            <w:shd w:fill="F0F4FF"/>
+            <w:tcW w:type="dxa" w:w="1440"/>
             <w:vAlign w:val="center"/>
-            <w:tcBorders>
-              <w:top w:val="single" w:sz="4" w:color="000000"/>
-              <w:bottom w:val="single" w:sz="12" w:color="000000"/>
-            </w:tcBorders>
           </w:tcPr>
           <w:p>
             <w:pPr>
               <w:jc w:val="center"/>
             </w:pPr>
+            <w:r/>
             <w:r>
               <w:rPr>
                 <w:rFonts w:ascii="Calibri" w:hAnsi="Calibri"/>
+                <w:b w:val="0"/>
                 <w:sz w:val="18"/>
               </w:rPr>
-              <w:t>NegBin preferred (ΔAIC=81.6)</w:t>
+              <w:t>0.008</w:t>
             </w:r>
           </w:p>
         </w:tc>
         <w:tc>
           <w:tcPr>
-            <w:tcW w:type="dxa" w:w="2160"/>
-            <w:shd w:fill="F0F4FF"/>
+            <w:tcW w:type="dxa" w:w="1440"/>
             <w:vAlign w:val="center"/>
-            <w:tcBorders>
-              <w:top w:val="single" w:sz="4" w:color="000000"/>
-              <w:bottom w:val="single" w:sz="12" w:color="000000"/>
-            </w:tcBorders>
           </w:tcPr>
           <w:p>
             <w:pPr>
               <w:jc w:val="center"/>
             </w:pPr>
+            <w:r/>
             <w:r>
               <w:rPr>
                 <w:rFonts w:ascii="Calibri" w:hAnsi="Calibri"/>
+                <w:b w:val="0"/>
                 <w:sz w:val="18"/>
               </w:rPr>
-              <w:t>NegBin preferred (ΔAIC=33.7)</w:t>
+              <w:t>0.66</w:t>
+            </w:r>
+          </w:p>
+        </w:tc>
+        <w:tc>
+          <w:tcPr>
+            <w:tcW w:type="dxa" w:w="1440"/>
+            <w:vAlign w:val="center"/>
+          </w:tcPr>
+          <w:p>
+            <w:pPr>
+              <w:jc w:val="left"/>
+            </w:pPr>
+            <w:r/>
+            <w:r>
+              <w:rPr>
+                <w:rFonts w:ascii="Calibri" w:hAnsi="Calibri"/>
+                <w:b w:val="0"/>
+                <w:sz w:val="18"/>
+              </w:rPr>
+              <w:t>No correlation</w:t>
+            </w:r>
+          </w:p>
+        </w:tc>
+      </w:tr>
+      <w:tr>
+        <w:tc>
+          <w:tcPr>
+            <w:tcW w:type="dxa" w:w="1440"/>
+            <w:vAlign w:val="center"/>
+          </w:tcPr>
+          <w:p>
+            <w:pPr>
+              <w:jc w:val="left"/>
+            </w:pPr>
+            <w:r/>
+            <w:r>
+              <w:rPr>
+                <w:rFonts w:ascii="Calibri" w:hAnsi="Calibri"/>
+                <w:b w:val="0"/>
+                <w:sz w:val="18"/>
+              </w:rPr>
+              <w:t>Spearman (SVI)</w:t>
+            </w:r>
+          </w:p>
+        </w:tc>
+        <w:tc>
+          <w:tcPr>
+            <w:tcW w:type="dxa" w:w="1440"/>
+            <w:vAlign w:val="center"/>
+          </w:tcPr>
+          <w:p>
+            <w:pPr>
+              <w:jc w:val="center"/>
+            </w:pPr>
+            <w:r/>
+            <w:r>
+              <w:rPr>
+                <w:rFonts w:ascii="Calibri" w:hAnsi="Calibri"/>
+                <w:b w:val="0"/>
+                <w:sz w:val="18"/>
+              </w:rPr>
+              <w:t>CCT</w:t>
+            </w:r>
+          </w:p>
+        </w:tc>
+        <w:tc>
+          <w:tcPr>
+            <w:tcW w:type="dxa" w:w="1440"/>
+            <w:vAlign w:val="center"/>
+          </w:tcPr>
+          <w:p>
+            <w:pPr>
+              <w:jc w:val="center"/>
+            </w:pPr>
+            <w:r/>
+            <w:r>
+              <w:rPr>
+                <w:rFonts w:ascii="Calibri" w:hAnsi="Calibri"/>
+                <w:b w:val="0"/>
+                <w:sz w:val="18"/>
+              </w:rPr>
+              <w:t>rho</w:t>
+            </w:r>
+          </w:p>
+        </w:tc>
+        <w:tc>
+          <w:tcPr>
+            <w:tcW w:type="dxa" w:w="1440"/>
+            <w:vAlign w:val="center"/>
+          </w:tcPr>
+          <w:p>
+            <w:pPr>
+              <w:jc w:val="center"/>
+            </w:pPr>
+            <w:r/>
+            <w:r>
+              <w:rPr>
+                <w:rFonts w:ascii="Calibri" w:hAnsi="Calibri"/>
+                <w:b w:val="0"/>
+                <w:sz w:val="18"/>
+              </w:rPr>
+              <w:t>0.023</w:t>
+            </w:r>
+          </w:p>
+        </w:tc>
+        <w:tc>
+          <w:tcPr>
+            <w:tcW w:type="dxa" w:w="1440"/>
+            <w:vAlign w:val="center"/>
+          </w:tcPr>
+          <w:p>
+            <w:pPr>
+              <w:jc w:val="center"/>
+            </w:pPr>
+            <w:r/>
+            <w:r>
+              <w:rPr>
+                <w:rFonts w:ascii="Calibri" w:hAnsi="Calibri"/>
+                <w:b w:val="0"/>
+                <w:sz w:val="18"/>
+              </w:rPr>
+              <w:t>0.21</w:t>
+            </w:r>
+          </w:p>
+        </w:tc>
+        <w:tc>
+          <w:tcPr>
+            <w:tcW w:type="dxa" w:w="1440"/>
+            <w:vAlign w:val="center"/>
+          </w:tcPr>
+          <w:p>
+            <w:pPr>
+              <w:jc w:val="left"/>
+            </w:pPr>
+            <w:r/>
+            <w:r>
+              <w:rPr>
+                <w:rFonts w:ascii="Calibri" w:hAnsi="Calibri"/>
+                <w:b w:val="0"/>
+                <w:sz w:val="18"/>
+              </w:rPr>
+              <w:t>No correlation</w:t>
+            </w:r>
+          </w:p>
+        </w:tc>
+      </w:tr>
+      <w:tr>
+        <w:tc>
+          <w:tcPr>
+            <w:tcW w:type="dxa" w:w="1440"/>
+            <w:vAlign w:val="center"/>
+          </w:tcPr>
+          <w:p>
+            <w:pPr>
+              <w:jc w:val="left"/>
+            </w:pPr>
+            <w:r/>
+            <w:r>
+              <w:rPr>
+                <w:rFonts w:ascii="Calibri" w:hAnsi="Calibri"/>
+                <w:b w:val="0"/>
+                <w:sz w:val="18"/>
+              </w:rPr>
+              <w:t>Spearman (ADI)</w:t>
+            </w:r>
+          </w:p>
+        </w:tc>
+        <w:tc>
+          <w:tcPr>
+            <w:tcW w:type="dxa" w:w="1440"/>
+            <w:vAlign w:val="center"/>
+          </w:tcPr>
+          <w:p>
+            <w:pPr>
+              <w:jc w:val="center"/>
+            </w:pPr>
+            <w:r/>
+            <w:r>
+              <w:rPr>
+                <w:rFonts w:ascii="Calibri" w:hAnsi="Calibri"/>
+                <w:b w:val="0"/>
+                <w:sz w:val="18"/>
+              </w:rPr>
+              <w:t>CMR</w:t>
+            </w:r>
+          </w:p>
+        </w:tc>
+        <w:tc>
+          <w:tcPr>
+            <w:tcW w:type="dxa" w:w="1440"/>
+            <w:vAlign w:val="center"/>
+          </w:tcPr>
+          <w:p>
+            <w:pPr>
+              <w:jc w:val="center"/>
+            </w:pPr>
+            <w:r/>
+            <w:r>
+              <w:rPr>
+                <w:rFonts w:ascii="Calibri" w:hAnsi="Calibri"/>
+                <w:b w:val="0"/>
+                <w:sz w:val="18"/>
+              </w:rPr>
+              <w:t>rho</w:t>
+            </w:r>
+          </w:p>
+        </w:tc>
+        <w:tc>
+          <w:tcPr>
+            <w:tcW w:type="dxa" w:w="1440"/>
+            <w:vAlign w:val="center"/>
+          </w:tcPr>
+          <w:p>
+            <w:pPr>
+              <w:jc w:val="center"/>
+            </w:pPr>
+            <w:r/>
+            <w:r>
+              <w:rPr>
+                <w:rFonts w:ascii="Calibri" w:hAnsi="Calibri"/>
+                <w:b w:val="0"/>
+                <w:sz w:val="18"/>
+              </w:rPr>
+              <w:t>-0.172</w:t>
+            </w:r>
+          </w:p>
+        </w:tc>
+        <w:tc>
+          <w:tcPr>
+            <w:tcW w:type="dxa" w:w="1440"/>
+            <w:vAlign w:val="center"/>
+          </w:tcPr>
+          <w:p>
+            <w:pPr>
+              <w:jc w:val="center"/>
+            </w:pPr>
+            <w:r/>
+            <w:r>
+              <w:rPr>
+                <w:rFonts w:ascii="Calibri" w:hAnsi="Calibri"/>
+                <w:b w:val="0"/>
+                <w:sz w:val="18"/>
+              </w:rPr>
+              <w:t>&lt; 0.0001</w:t>
+            </w:r>
+          </w:p>
+        </w:tc>
+        <w:tc>
+          <w:tcPr>
+            <w:tcW w:type="dxa" w:w="1440"/>
+            <w:vAlign w:val="center"/>
+          </w:tcPr>
+          <w:p>
+            <w:pPr>
+              <w:jc w:val="left"/>
+            </w:pPr>
+            <w:r/>
+            <w:r>
+              <w:rPr>
+                <w:rFonts w:ascii="Calibri" w:hAnsi="Calibri"/>
+                <w:b w:val="0"/>
+                <w:sz w:val="18"/>
+              </w:rPr>
+              <w:t>Significant negative</w:t>
+            </w:r>
+          </w:p>
+        </w:tc>
+      </w:tr>
+      <w:tr>
+        <w:tc>
+          <w:tcPr>
+            <w:tcW w:type="dxa" w:w="1440"/>
+            <w:vAlign w:val="center"/>
+          </w:tcPr>
+          <w:p>
+            <w:pPr>
+              <w:jc w:val="left"/>
+            </w:pPr>
+            <w:r/>
+            <w:r>
+              <w:rPr>
+                <w:rFonts w:ascii="Calibri" w:hAnsi="Calibri"/>
+                <w:b w:val="0"/>
+                <w:sz w:val="18"/>
+              </w:rPr>
+              <w:t>Spearman (ADI)</w:t>
+            </w:r>
+          </w:p>
+        </w:tc>
+        <w:tc>
+          <w:tcPr>
+            <w:tcW w:type="dxa" w:w="1440"/>
+            <w:vAlign w:val="center"/>
+          </w:tcPr>
+          <w:p>
+            <w:pPr>
+              <w:jc w:val="center"/>
+            </w:pPr>
+            <w:r/>
+            <w:r>
+              <w:rPr>
+                <w:rFonts w:ascii="Calibri" w:hAnsi="Calibri"/>
+                <w:b w:val="0"/>
+                <w:sz w:val="18"/>
+              </w:rPr>
+              <w:t>CCT</w:t>
+            </w:r>
+          </w:p>
+        </w:tc>
+        <w:tc>
+          <w:tcPr>
+            <w:tcW w:type="dxa" w:w="1440"/>
+            <w:vAlign w:val="center"/>
+          </w:tcPr>
+          <w:p>
+            <w:pPr>
+              <w:jc w:val="center"/>
+            </w:pPr>
+            <w:r/>
+            <w:r>
+              <w:rPr>
+                <w:rFonts w:ascii="Calibri" w:hAnsi="Calibri"/>
+                <w:b w:val="0"/>
+                <w:sz w:val="18"/>
+              </w:rPr>
+              <w:t>rho</w:t>
+            </w:r>
+          </w:p>
+        </w:tc>
+        <w:tc>
+          <w:tcPr>
+            <w:tcW w:type="dxa" w:w="1440"/>
+            <w:vAlign w:val="center"/>
+          </w:tcPr>
+          <w:p>
+            <w:pPr>
+              <w:jc w:val="center"/>
+            </w:pPr>
+            <w:r/>
+            <w:r>
+              <w:rPr>
+                <w:rFonts w:ascii="Calibri" w:hAnsi="Calibri"/>
+                <w:b w:val="0"/>
+                <w:sz w:val="18"/>
+              </w:rPr>
+              <w:t>-0.163</w:t>
+            </w:r>
+          </w:p>
+        </w:tc>
+        <w:tc>
+          <w:tcPr>
+            <w:tcW w:type="dxa" w:w="1440"/>
+            <w:vAlign w:val="center"/>
+          </w:tcPr>
+          <w:p>
+            <w:pPr>
+              <w:jc w:val="center"/>
+            </w:pPr>
+            <w:r/>
+            <w:r>
+              <w:rPr>
+                <w:rFonts w:ascii="Calibri" w:hAnsi="Calibri"/>
+                <w:b w:val="0"/>
+                <w:sz w:val="18"/>
+              </w:rPr>
+              <w:t>&lt; 0.0001</w:t>
+            </w:r>
+          </w:p>
+        </w:tc>
+        <w:tc>
+          <w:tcPr>
+            <w:tcW w:type="dxa" w:w="1440"/>
+            <w:vAlign w:val="center"/>
+          </w:tcPr>
+          <w:p>
+            <w:pPr>
+              <w:jc w:val="left"/>
+            </w:pPr>
+            <w:r/>
+            <w:r>
+              <w:rPr>
+                <w:rFonts w:ascii="Calibri" w:hAnsi="Calibri"/>
+                <w:b w:val="0"/>
+                <w:sz w:val="18"/>
+              </w:rPr>
+              <w:t>Significant negative</w:t>
+            </w:r>
+          </w:p>
+        </w:tc>
+      </w:tr>
+      <w:tr>
+        <w:tc>
+          <w:tcPr>
+            <w:tcW w:type="dxa" w:w="1440"/>
+            <w:vAlign w:val="center"/>
+          </w:tcPr>
+          <w:p>
+            <w:pPr>
+              <w:jc w:val="left"/>
+            </w:pPr>
+            <w:r/>
+            <w:r>
+              <w:rPr>
+                <w:rFonts w:ascii="Calibri" w:hAnsi="Calibri"/>
+                <w:b w:val="0"/>
+                <w:sz w:val="18"/>
+              </w:rPr>
+              <w:t>Mann-Whitney U</w:t>
+            </w:r>
+          </w:p>
+        </w:tc>
+        <w:tc>
+          <w:tcPr>
+            <w:tcW w:type="dxa" w:w="1440"/>
+            <w:vAlign w:val="center"/>
+          </w:tcPr>
+          <w:p>
+            <w:pPr>
+              <w:jc w:val="center"/>
+            </w:pPr>
+            <w:r/>
+            <w:r>
+              <w:rPr>
+                <w:rFonts w:ascii="Calibri" w:hAnsi="Calibri"/>
+                <w:b w:val="0"/>
+                <w:sz w:val="18"/>
+              </w:rPr>
+              <w:t>CMR</w:t>
+            </w:r>
+          </w:p>
+        </w:tc>
+        <w:tc>
+          <w:tcPr>
+            <w:tcW w:type="dxa" w:w="1440"/>
+            <w:vAlign w:val="center"/>
+          </w:tcPr>
+          <w:p>
+            <w:pPr>
+              <w:jc w:val="center"/>
+            </w:pPr>
+            <w:r/>
+            <w:r>
+              <w:rPr>
+                <w:rFonts w:ascii="Calibri" w:hAnsi="Calibri"/>
+                <w:b w:val="0"/>
+                <w:sz w:val="18"/>
+              </w:rPr>
+              <w:t>Metro vs Nonmetro</w:t>
+            </w:r>
+          </w:p>
+        </w:tc>
+        <w:tc>
+          <w:tcPr>
+            <w:tcW w:type="dxa" w:w="1440"/>
+            <w:vAlign w:val="center"/>
+          </w:tcPr>
+          <w:p>
+            <w:pPr>
+              <w:jc w:val="center"/>
+            </w:pPr>
+            <w:r/>
+            <w:r>
+              <w:rPr>
+                <w:rFonts w:ascii="Calibri" w:hAnsi="Calibri"/>
+                <w:b w:val="0"/>
+                <w:sz w:val="18"/>
+              </w:rPr>
+              <w:t>0.35 vs 0.02</w:t>
+            </w:r>
+          </w:p>
+        </w:tc>
+        <w:tc>
+          <w:tcPr>
+            <w:tcW w:type="dxa" w:w="1440"/>
+            <w:vAlign w:val="center"/>
+          </w:tcPr>
+          <w:p>
+            <w:pPr>
+              <w:jc w:val="center"/>
+            </w:pPr>
+            <w:r/>
+            <w:r>
+              <w:rPr>
+                <w:rFonts w:ascii="Calibri" w:hAnsi="Calibri"/>
+                <w:b w:val="0"/>
+                <w:sz w:val="18"/>
+              </w:rPr>
+              <w:t>&lt; 0.0001</w:t>
+            </w:r>
+          </w:p>
+        </w:tc>
+        <w:tc>
+          <w:tcPr>
+            <w:tcW w:type="dxa" w:w="1440"/>
+            <w:vAlign w:val="center"/>
+          </w:tcPr>
+          <w:p>
+            <w:pPr>
+              <w:jc w:val="left"/>
+            </w:pPr>
+            <w:r/>
+            <w:r>
+              <w:rPr>
+                <w:rFonts w:ascii="Calibri" w:hAnsi="Calibri"/>
+                <w:b w:val="0"/>
+                <w:sz w:val="18"/>
+              </w:rPr>
+              <w:t>Metro &gt;&gt; Nonmetro</w:t>
+            </w:r>
+          </w:p>
+        </w:tc>
+      </w:tr>
+      <w:tr>
+        <w:tc>
+          <w:tcPr>
+            <w:tcW w:type="dxa" w:w="1440"/>
+            <w:vAlign w:val="center"/>
+          </w:tcPr>
+          <w:p>
+            <w:pPr>
+              <w:jc w:val="left"/>
+            </w:pPr>
+            <w:r/>
+            <w:r>
+              <w:rPr>
+                <w:rFonts w:ascii="Calibri" w:hAnsi="Calibri"/>
+                <w:b w:val="0"/>
+                <w:sz w:val="18"/>
+              </w:rPr>
+              <w:t>Mann-Whitney U</w:t>
+            </w:r>
+          </w:p>
+        </w:tc>
+        <w:tc>
+          <w:tcPr>
+            <w:tcW w:type="dxa" w:w="1440"/>
+            <w:vAlign w:val="center"/>
+          </w:tcPr>
+          <w:p>
+            <w:pPr>
+              <w:jc w:val="center"/>
+            </w:pPr>
+            <w:r/>
+            <w:r>
+              <w:rPr>
+                <w:rFonts w:ascii="Calibri" w:hAnsi="Calibri"/>
+                <w:b w:val="0"/>
+                <w:sz w:val="18"/>
+              </w:rPr>
+              <w:t>CCT</w:t>
+            </w:r>
+          </w:p>
+        </w:tc>
+        <w:tc>
+          <w:tcPr>
+            <w:tcW w:type="dxa" w:w="1440"/>
+            <w:vAlign w:val="center"/>
+          </w:tcPr>
+          <w:p>
+            <w:pPr>
+              <w:jc w:val="center"/>
+            </w:pPr>
+            <w:r/>
+            <w:r>
+              <w:rPr>
+                <w:rFonts w:ascii="Calibri" w:hAnsi="Calibri"/>
+                <w:b w:val="0"/>
+                <w:sz w:val="18"/>
+              </w:rPr>
+              <w:t>Metro vs Nonmetro</w:t>
+            </w:r>
+          </w:p>
+        </w:tc>
+        <w:tc>
+          <w:tcPr>
+            <w:tcW w:type="dxa" w:w="1440"/>
+            <w:vAlign w:val="center"/>
+          </w:tcPr>
+          <w:p>
+            <w:pPr>
+              <w:jc w:val="center"/>
+            </w:pPr>
+            <w:r/>
+            <w:r>
+              <w:rPr>
+                <w:rFonts w:ascii="Calibri" w:hAnsi="Calibri"/>
+                <w:b w:val="0"/>
+                <w:sz w:val="18"/>
+              </w:rPr>
+              <w:t>0.74 vs 0.35</w:t>
+            </w:r>
+          </w:p>
+        </w:tc>
+        <w:tc>
+          <w:tcPr>
+            <w:tcW w:type="dxa" w:w="1440"/>
+            <w:vAlign w:val="center"/>
+          </w:tcPr>
+          <w:p>
+            <w:pPr>
+              <w:jc w:val="center"/>
+            </w:pPr>
+            <w:r/>
+            <w:r>
+              <w:rPr>
+                <w:rFonts w:ascii="Calibri" w:hAnsi="Calibri"/>
+                <w:b w:val="0"/>
+                <w:sz w:val="18"/>
+              </w:rPr>
+              <w:t>&lt; 0.0001</w:t>
+            </w:r>
+          </w:p>
+        </w:tc>
+        <w:tc>
+          <w:tcPr>
+            <w:tcW w:type="dxa" w:w="1440"/>
+            <w:vAlign w:val="center"/>
+          </w:tcPr>
+          <w:p>
+            <w:pPr>
+              <w:jc w:val="left"/>
+            </w:pPr>
+            <w:r/>
+            <w:r>
+              <w:rPr>
+                <w:rFonts w:ascii="Calibri" w:hAnsi="Calibri"/>
+                <w:b w:val="0"/>
+                <w:sz w:val="18"/>
+              </w:rPr>
+              <w:t>Metro &gt;&gt; Nonmetro</w:t>
             </w:r>
           </w:p>
         </w:tc>
@@ -534,25 +1377,45 @@
       <w:r>
         <w:rPr>
           <w:rFonts w:ascii="Calibri" w:hAnsi="Calibri"/>
-          <w:color w:val="555555"/>
-          <w:sz w:val="16"/>
+          <w:color w:val="444444"/>
+          <w:sz w:val="17"/>
         </w:rPr>
-        <w:t>Abbreviations: SVI = Social Vulnerability Index; IRR = Incidence Rate Ratio; RUCC = Rural-Urban Continuum Code; NegBin = Negative Binomial; AIC = Akaike Information Criterion.</w:t>
+        <w:t>IRR = Incidence Rate Ratio per 10-percentile increase. Negative Binomial with population offset.</w:t>
       </w:r>
     </w:p>
     <w:p>
       <w:r>
         <w:rPr>
           <w:rFonts w:ascii="Calibri" w:hAnsi="Calibri"/>
-          <w:color w:val="555555"/>
-          <w:sz w:val="16"/>
+          <w:color w:val="444444"/>
+          <w:sz w:val="17"/>
         </w:rPr>
-        <w:t>Conclusion: The metro–rural geographic disparity is robust across all sensitivity analyses.</w:t>
+        <w:t>Spearman = non-parametric rank correlation between per-capita rate and predictor percentile.</w:t>
+      </w:r>
+    </w:p>
+    <w:p>
+      <w:r>
+        <w:rPr>
+          <w:rFonts w:ascii="Calibri" w:hAnsi="Calibri"/>
+          <w:color w:val="444444"/>
+          <w:sz w:val="17"/>
+        </w:rPr>
+        <w:t>Mann-Whitney U: values shown are mean rates per 100,000 adults 45+ for metro vs nonmetro counties.</w:t>
+      </w:r>
+    </w:p>
+    <w:p>
+      <w:r>
+        <w:rPr>
+          <w:rFonts w:ascii="Calibri" w:hAnsi="Calibri"/>
+          <w:color w:val="444444"/>
+          <w:sz w:val="17"/>
+        </w:rPr>
+        <w:t>Metro = RUCC 1-3. Nonmetro = RUCC 4-9. SVI = Social Vulnerability Index. ADI = Area Deprivation Index.</w:t>
       </w:r>
     </w:p>
     <w:sectPr>
       <w:pgSz w:w="12240" w:h="15840"/>
-      <w:pgMar w:top="1134" w:right="1800" w:bottom="1134" w:left="1800" w:header="720" w:footer="720" w:gutter="0"/>
+      <w:pgMar w:top="1440" w:right="1800" w:bottom="1440" w:left="1800" w:header="720" w:footer="720" w:gutter="0"/>
       <w:cols w:space="720"/>
       <w:docGrid w:linePitch="360"/>
     </w:sectPr>
@@ -923,6 +1786,10 @@
     <w:name w:val="Normal"/>
     <w:qFormat/>
     <w:rsid w:val="00FC693F"/>
+    <w:rPr>
+      <w:rFonts w:ascii="Calibri" w:hAnsi="Calibri"/>
+      <w:sz w:val="20"/>
+    </w:rPr>
   </w:style>
   <w:style w:type="paragraph" w:styleId="Header">
     <w:name w:val="header"/>
